--- a/swh/docx/001.content.docx
+++ b/swh/docx/001.content.docx
@@ -45,7 +45,7 @@
         <w:rPr>
           <w:lang w:val="sw_KE" w:bidi="sw_KE"/>
         </w:rPr>
-        <w:t xml:space="preserve"> © 2023 SRV Partners Released under CC BY-SA 4.0 license. </w:t>
+        <w:t xml:space="preserve"> © 2025 Word Collective Released under CC BY-SA 4.0 license. </w:t>
       </w:r>
       <w:r>
         <w:rPr>
@@ -69,7 +69,7 @@
         <w:rPr>
           <w:lang w:val="sw_KE" w:bidi="sw_KE"/>
         </w:rPr>
-        <w:t xml:space="preserve"> © 2023 SRV Partners. Released under CC BY-SA 4.0 license by Mission Mutual</w:t>
+        <w:t xml:space="preserve"> © 2025 Word Collective. Released under CC BY-SA 4.0 license by Mission Mutual</w:t>
       </w:r>
       <w:r>
         <w:rPr>
